--- a/requirements/WEEK_1_PART_B_CHARTER_AND_MVP.docx
+++ b/requirements/WEEK_1_PART_B_CHARTER_AND_MVP.docx
@@ -1616,7 +1616,25 @@
                 <w:sz w:val="22"/>
                 <w:szCs w:val="22"/>
               </w:rPr>
-              <w:t xml:space="preserve"> queue) and Team tier ($49/mo via Lemon Squeezy Merchant of Record).</w:t>
+              <w:t xml:space="preserve"> queue) and Team tier (</w:t>
+            </w:r>
+            <w:r>
+              <w:rPr>
+                <w:rFonts w:ascii="Times New Roman" w:hAnsi="Times New Roman" w:cs="Times New Roman" w:eastAsia="Times New Roman"/>
+                <w:color w:val="000000"/>
+                <w:sz w:val="22"/>
+                <w:szCs w:val="22"/>
+              </w:rPr>
+              <w:t xml:space="preserve">$49/mo</w:t>
+            </w:r>
+            <w:r>
+              <w:rPr>
+                <w:rFonts w:ascii="Times New Roman" w:hAnsi="Times New Roman" w:cs="Times New Roman" w:eastAsia="Times New Roman"/>
+                <w:color w:val="000000"/>
+                <w:sz w:val="22"/>
+                <w:szCs w:val="22"/>
+              </w:rPr>
+              <w:t xml:space="preserve"> via Lemon Squeezy Merchant of Record).</w:t>
             </w:r>
           </w:p>
         </w:tc>
@@ -2593,7 +2611,25 @@
           <w:sz w:val="24"/>
           <w:szCs w:val="24"/>
         </w:rPr>
-        <w:t xml:space="preserve"> (N ≤ 10 via </w:t>
+        <w:t xml:space="preserve"> (</w:t>
+      </w:r>
+      <w:r>
+        <w:rPr>
+          <w:rFonts w:ascii="Times New Roman" w:hAnsi="Times New Roman" w:cs="Times New Roman" w:eastAsia="Times New Roman"/>
+          <w:color w:val="000000"/>
+          <w:sz w:val="24"/>
+          <w:szCs w:val="24"/>
+        </w:rPr>
+        <w:t xml:space="preserve">N ≤ 10</w:t>
+      </w:r>
+      <w:r>
+        <w:rPr>
+          <w:rFonts w:ascii="Times New Roman" w:hAnsi="Times New Roman" w:cs="Times New Roman" w:eastAsia="Times New Roman"/>
+          <w:color w:val="000000"/>
+          <w:sz w:val="24"/>
+          <w:szCs w:val="24"/>
+        </w:rPr>
+        <w:t xml:space="preserve"> via </w:t>
       </w:r>
       <w:r>
         <w:rPr>
@@ -4170,14 +4206,8 @@
           <w:sz w:val="24"/>
           <w:szCs w:val="24"/>
         </w:rPr>
-        <w:t xml:space="preserve">◦  Enforces a deterministic finite state machine governing the vulnerability lifecycle:</w:t>
-      </w:r>
-    </w:p>
-    <w:p xmlns:w="http://schemas.openxmlformats.org/wordprocessingml/2006/main">
-      <w:pPr>
-        <w:spacing w:before="80" w:after="80" w:line="276" w:lineRule="auto"/>
-        <w:jc w:val="both"/>
-      </w:pPr>
+        <w:t xml:space="preserve">◦  Enforces a deterministic finite state machine governing the vulnerability lifecycle (</w:t>
+      </w:r>
       <w:r>
         <w:rPr>
           <w:rFonts w:ascii="Times New Roman" w:hAnsi="Times New Roman" w:cs="Times New Roman" w:eastAsia="Times New Roman"/>
@@ -4186,6 +4216,15 @@
           <w:szCs w:val="24"/>
         </w:rPr>
         <w:t xml:space="preserve">NEW → TRIAGING → ACCEPTED → FIX_PROPOSED (FIX_COMMITTED) → RETEST_PENDING → [TERMINAL STATE]</w:t>
+      </w:r>
+      <w:r>
+        <w:rPr>
+          <w:rFonts w:ascii="Times New Roman" w:hAnsi="Times New Roman" w:cs="Times New Roman" w:eastAsia="Times New Roman"/>
+          <w:color w:val="000000"/>
+          <w:sz w:val="24"/>
+          <w:szCs w:val="24"/>
+        </w:rPr>
+        <w:t xml:space="preserve">).</w:t>
       </w:r>
     </w:p>
     <w:p xmlns:w="http://schemas.openxmlformats.org/wordprocessingml/2006/main">
@@ -5151,7 +5190,16 @@
                 <w:sz w:val="22"/>
                 <w:szCs w:val="22"/>
               </w:rPr>
-              <w:t xml:space="preserve"> — Signature: ___________________</w:t>
+              <w:t xml:space="preserve"> — Signature: </w:t>
+            </w:r>
+            <w:r>
+              <w:rPr>
+                <w:rFonts w:ascii="Times New Roman" w:hAnsi="Times New Roman" w:cs="Times New Roman" w:eastAsia="Times New Roman"/>
+                <w:color w:val="000000"/>
+                <w:sz w:val="22"/>
+                <w:szCs w:val="22"/>
+              </w:rPr>
+              <w:t xml:space="preserve">[__________________]</w:t>
             </w:r>
           </w:p>
         </w:tc>
@@ -5177,7 +5225,7 @@
                 <w:sz w:val="22"/>
                 <w:szCs w:val="22"/>
               </w:rPr>
-              <w:t xml:space="preserve">____________</w:t>
+              <w:t xml:space="preserve">[____________]</w:t>
             </w:r>
           </w:p>
         </w:tc>

--- a/requirements/WEEK_1_PART_B_CHARTER_AND_MVP.docx
+++ b/requirements/WEEK_1_PART_B_CHARTER_AND_MVP.docx
@@ -766,7 +766,7 @@
           <w:sz w:val="24"/>
           <w:szCs w:val="24"/>
         </w:rPr>
-        <w:t xml:space="preserve">While established vulnerability platforms and source-code hosts offer free entry tiers (such as HackerOne Essential VDP or GitHub Security Advisories), they operate on a server-managed model where sensitive exploit payloads are stored in plaintext on third-party vendor infrastructure, or are locked to single-forge repository ecosystems. Teams unwilling to delegate plaintext zero-day access to external vendors typically fall back to ad-hoc communication channels (email, issue trackers, social media DMs), exposing exploit reproduction steps across unencrypted mail servers and creating legal ambiguity due to missing RFC 9116 Safe Harbor policies. Furthermore, existing issue trackers and entry-level VDP tiers treat vulnerability resolution as an informal status change ("Closed" or "Resolved"), creating a "fix-and-forget" verification gap where patches are deployed without verifiable Git commit linkage or attested researcher retesting. BugBountyTrack resolves these gaps by delivering a lightweight, multi-tenant Vulnerability Disclosure Platform (VDP) that automates signed RFC 9116 `security.txt` policy generation, enforces zero-knowledge client-side OpenPGP exploit payload encryption (RFC 9580 v6 Curve25519), provides deterministic CVSS 3.1 scoring, and governs remediation through an evidence-based, Git-linked retest state machine.</w:t>
+        <w:t xml:space="preserve">While established vulnerability platforms and source-code hosts offer free entry tiers (such as HackerOne Essential VDP or GitHub Security Advisories), they rely on provider-managed encryption where the platform vendor holds the decryption keys and can access submitted exploit payloads on server infrastructure, or are locked to single-forge repository ecosystems. Teams unwilling to delegate zero-day exploit visibility to third-party platform operators typically fall back to ad-hoc communication channels (email, issue trackers, social media DMs), where—unless senders manually configure PGP—exploit reproduction steps traverse mail servers and shared inboxes without end-to-end encryption, while missing RFC 9116 `security.txt` discovery files and hosted Safe Harbor policy terms leave researchers in legal ambiguity. Furthermore, existing issue trackers and entry-level VDP tiers treat vulnerability resolution as an informal status change ("Closed" or "Resolved"), creating a "fix-and-forget" verification gap where patches are deployed without verifiable Git commit linkage or attested researcher retesting. BugBountyTrack resolves these gaps by delivering a lightweight, multi-tenant Vulnerability Disclosure Platform (VDP) that automates signed RFC 9116 `security.txt` discovery linked to hosted Safe Harbor terms, enforces zero-knowledge client-side OpenPGP exploit payload encryption (RFC 9580 v6 Curve25519), provides deterministic CVSS 3.1 scoring, and governs remediation through an evidence-based, Git-linked retest state machine.</w:t>
       </w:r>
     </w:p>
     <w:p xmlns:w="http://schemas.openxmlformats.org/wordprocessingml/2006/main">
@@ -890,7 +890,25 @@
           <w:sz w:val="24"/>
           <w:szCs w:val="24"/>
         </w:rPr>
-        <w:t xml:space="preserve"> policies with Disclose.io-aligned Safe Harbor terms.</w:t>
+        <w:t xml:space="preserve"> discovery files linking via </w:t>
+      </w:r>
+      <w:r>
+        <w:rPr>
+          <w:rFonts w:ascii="Times New Roman" w:hAnsi="Times New Roman" w:cs="Times New Roman" w:eastAsia="Times New Roman"/>
+          <w:color w:val="000000"/>
+          <w:sz w:val="24"/>
+          <w:szCs w:val="24"/>
+        </w:rPr>
+        <w:t xml:space="preserve">Policy:</w:t>
+      </w:r>
+      <w:r>
+        <w:rPr>
+          <w:rFonts w:ascii="Times New Roman" w:hAnsi="Times New Roman" w:cs="Times New Roman" w:eastAsia="Times New Roman"/>
+          <w:color w:val="000000"/>
+          <w:sz w:val="24"/>
+          <w:szCs w:val="24"/>
+        </w:rPr>
+        <w:t xml:space="preserve"> to Disclose.io-aligned Safe Harbor terms.</w:t>
       </w:r>
     </w:p>
     <w:p xmlns:w="http://schemas.openxmlformats.org/wordprocessingml/2006/main">
@@ -1702,7 +1720,7 @@
           <w:sz w:val="24"/>
           <w:szCs w:val="24"/>
         </w:rPr>
-        <w:t xml:space="preserve">The following five core features directly resolve the four operational frictions identified during target user discovery and define the Minimum Viable Product (MVP):</w:t>
+        <w:t xml:space="preserve">The following five core features directly resolve the four operational frictions identified through secondary research and workflow modeling and define the Minimum Viable Product (MVP):</w:t>
       </w:r>
     </w:p>
     <w:p xmlns:w="http://schemas.openxmlformats.org/wordprocessingml/2006/main">
@@ -2120,7 +2138,25 @@
           <w:sz w:val="24"/>
           <w:szCs w:val="24"/>
         </w:rPr>
-        <w:t xml:space="preserve">◦  Includes a guided Safe Harbor policy builder based on Disclose.io Core terms defining authorized testing scope and good-faith legal protection.</w:t>
+        <w:t xml:space="preserve">◦  Includes a guided Safe Harbor policy builder based on Disclose.io Core terms defining authorized testing scope and good-faith legal protection (referenced via the RFC 9116 </w:t>
+      </w:r>
+      <w:r>
+        <w:rPr>
+          <w:rFonts w:ascii="Times New Roman" w:hAnsi="Times New Roman" w:cs="Times New Roman" w:eastAsia="Times New Roman"/>
+          <w:color w:val="000000"/>
+          <w:sz w:val="24"/>
+          <w:szCs w:val="24"/>
+        </w:rPr>
+        <w:t xml:space="preserve">Policy:</w:t>
+      </w:r>
+      <w:r>
+        <w:rPr>
+          <w:rFonts w:ascii="Times New Roman" w:hAnsi="Times New Roman" w:cs="Times New Roman" w:eastAsia="Times New Roman"/>
+          <w:color w:val="000000"/>
+          <w:sz w:val="24"/>
+          <w:szCs w:val="24"/>
+        </w:rPr>
+        <w:t xml:space="preserve"> directive).</w:t>
       </w:r>
     </w:p>
     <w:p xmlns:w="http://schemas.openxmlformats.org/wordprocessingml/2006/main">
@@ -2573,7 +2609,7 @@
           <w:sz w:val="24"/>
           <w:szCs w:val="24"/>
         </w:rPr>
-        <w:t xml:space="preserve">), description, reproduction steps, impact assessment, and PoC attachments (up to 25 MB uploaded directly to Cloudflare R2 via presigned URLs)—using multi-recipient OpenPGP Public-Key Encrypted Session Key (</w:t>
+        <w:t xml:space="preserve">), description, reproduction steps, impact assessment, and PoC attachments (up to 25 MiB uploaded directly to Cloudflare R2 via presigned URLs)—using multi-recipient OpenPGP Public-Key Encrypted Session Key (</w:t>
       </w:r>
       <w:r>
         <w:rPr>
@@ -2739,7 +2775,7 @@
           <w:sz w:val="24"/>
           <w:szCs w:val="24"/>
         </w:rPr>
-        <w:t xml:space="preserve">◦  Captures a server-readable neutral </w:t>
+        <w:t xml:space="preserve">◦  Captures a server-readable neutral 8-category </w:t>
       </w:r>
       <w:r>
         <w:rPr>
@@ -2839,6 +2875,24 @@
           <w:szCs w:val="24"/>
         </w:rPr>
         <w:t xml:space="preserve">ACCESS_CONTROL_ISSUE</w:t>
+      </w:r>
+      <w:r>
+        <w:rPr>
+          <w:rFonts w:ascii="Times New Roman" w:hAnsi="Times New Roman" w:cs="Times New Roman" w:eastAsia="Times New Roman"/>
+          <w:color w:val="000000"/>
+          <w:sz w:val="24"/>
+          <w:szCs w:val="24"/>
+        </w:rPr>
+        <w:t xml:space="preserve">, </w:t>
+      </w:r>
+      <w:r>
+        <w:rPr>
+          <w:rFonts w:ascii="Times New Roman" w:hAnsi="Times New Roman" w:cs="Times New Roman" w:eastAsia="Times New Roman"/>
+          <w:color w:val="000000"/>
+          <w:sz w:val="24"/>
+          <w:szCs w:val="24"/>
+        </w:rPr>
+        <w:t xml:space="preserve">SERVER_SIDE_REQUEST_FORGERY</w:t>
       </w:r>
       <w:r>
         <w:rPr>
